--- a/informes-growth/crowdstrike-2026-10-14/CrowdStrike - growth - 2026-10-14.docx
+++ b/informes-growth/crowdstrike-2026-10-14/CrowdStrike - growth - 2026-10-14.docx
@@ -20,7 +20,7 @@
           <w:bCs/>
           <w:b/>
         </w:rPr>
-        <w:t xml:space="preserve">Señal (método v4): Mantener</w:t>
+        <w:t xml:space="preserve">Señal (método v7): Mantener</w:t>
       </w:r>
       <w:r>
         <w:t xml:space="preserve"> </w:t>
@@ -50,13 +50,13 @@
           <w:bCs/>
           <w:b/>
         </w:rPr>
-        <w:t xml:space="preserve">Recalculado el 14-oct con el método v4</w:t>
-      </w:r>
-      <w:r>
-        <w:t xml:space="preserve"> </w:t>
-      </w:r>
-      <w:r>
-        <w:t xml:space="preserve">(tras el backtest,</w:t>
+        <w:t xml:space="preserve">Calculado con el método v7</w:t>
+      </w:r>
+      <w:r>
+        <w:t xml:space="preserve"> </w:t>
+      </w:r>
+      <w:r>
+        <w:t xml:space="preserve">(vigente desde el 14-oct tras el backtest de 71 casos,</w:t>
       </w:r>
       <w:r>
         <w:t xml:space="preserve"> </w:t>
@@ -71,7 +71,7 @@
         <w:t xml:space="preserve"> </w:t>
       </w:r>
       <w:r>
-        <w:t xml:space="preserve">§6). La sección 9 conserva la valoración del primer borrador (v1) con la proyección del analista; las cifras que mandan son las de arriba: ventas con la regla mecánica (8100 M en el base), múltiplo de hoy con rebaja por desaceleración (23,1x / 38,5x / 50,1x).</w:t>
+        <w:t xml:space="preserve">§6). Si la sección 9 enseña otras cifras de valoración, son del borrador con la proyección del analista; mandan las de arriba: ventas con la regla mecánica (8100 M en el base) y múltiplo de hoy con rebaja por desaceleración (23,1x / 38,5x / 50,1x).</w:t>
       </w:r>
     </w:p>
     <w:bookmarkStart w:id="20" w:name="la-tesis-en-cinco-líneas"/>

--- a/informes-growth/crowdstrike-2026-10-14/CrowdStrike - growth - 2026-10-14.docx
+++ b/informes-growth/crowdstrike-2026-10-14/CrowdStrike - growth - 2026-10-14.docx
@@ -3328,7 +3328,7 @@
         <w:pStyle w:val="FirstParagraph"/>
       </w:pPr>
       <w:r>
-        <w:t xml:space="preserve">Con la cartera value propuesta de ~29.800 EUR (IGLN, Edenred, Daiichi Sankyo, Uber, Viscofan, Alphabet, Netflix, SAP, Intuit, Nemetschek, LVMH y ~6.300 EUR de liquidez), el bolsillo growth podría llegar al 20 % (~5.960 EUR). Una posición de convicción media sería del 4 % (~1.190 EUR).</w:t>
+        <w:t xml:space="preserve">Con la cartera value propuesta (IGLN, Edenred, Daiichi Sankyo, Uber, Viscofan, Alphabet, Netflix, SAP, Intuit, Nemetschek, LVMH y liquidez), el bolsillo growth podría llegar al 20 %. Una posición de convicción media sería del 4 %.</w:t>
       </w:r>
     </w:p>
     <w:p>
@@ -3346,7 +3346,7 @@
         <w:t xml:space="preserve"> </w:t>
       </w:r>
       <w:r>
-        <w:t xml:space="preserve">El negocio puntúa 81,2/100, pero la regla da Vender (ponderada −47 %) y el precio máximo de compra es 115,3 USD, un 56 % por debajo del actual. Además, la cartera ya tiene mucho software y tecnología de crecimiento (Alphabet, SAP, Intuit, Nemetschek, Netflix, Uber): CRWD añadiría correlación con el mismo factor (múltiplos de software) justo en máximos. La liquidez de ~6.300 EUR se queda donde está.</w:t>
+        <w:t xml:space="preserve">El negocio puntúa 81,2/100, pero la regla da Vender (ponderada −47 %) y el precio máximo de compra es 115,3 USD, un 56 % por debajo del actual. Además, la cartera ya tiene mucho software y tecnología de crecimiento (Alphabet, SAP, Intuit, Nemetschek, Netflix, Uber): CRWD añadiría correlación con el mismo factor (múltiplos de software) justo en máximos. La liquidez se queda donde está.</w:t>
       </w:r>
     </w:p>
     <w:p>

--- a/informes-growth/crowdstrike-2026-10-14/CrowdStrike - growth - 2026-10-14.docx
+++ b/informes-growth/crowdstrike-2026-10-14/CrowdStrike - growth - 2026-10-14.docx
@@ -20,58 +20,31 @@
           <w:bCs/>
           <w:b/>
         </w:rPr>
-        <w:t xml:space="preserve">Señal (método v7): Mantener</w:t>
-      </w:r>
-      <w:r>
-        <w:t xml:space="preserve"> </w:t>
-      </w:r>
-      <w:r>
-        <w:t xml:space="preserve">· Puntuación 81,2/100 · Señales de cambio de tendencia 7/8 · EV/beneficio bruto 54,2x</w:t>
-      </w:r>
-      <w:r>
-        <w:t xml:space="preserve"> </w:t>
-      </w:r>
-      <w:r>
-        <w:t xml:space="preserve">Precio 261,21 USD · Objetivo 12 m 288,9 USD (ponderada +10,6 %, base +13,6 %, bajista -43 %, alcista +58,1 %) · Compra hasta 170,3 USD</w:t>
-      </w:r>
-      <w:r>
-        <w:t xml:space="preserve"> </w:t>
-      </w:r>
-      <w:r>
-        <w:t xml:space="preserve">Peso orientativo: no entra · Por qué: no compra: EV/beneficio bruto &gt; 35</w:t>
-      </w:r>
-    </w:p>
-    <w:p>
-      <w:pPr>
-        <w:pStyle w:val="BlockText"/>
-      </w:pPr>
-      <w:r>
-        <w:rPr>
-          <w:bCs/>
-          <w:b/>
-        </w:rPr>
-        <w:t xml:space="preserve">Calculado con el método v7</w:t>
-      </w:r>
-      <w:r>
-        <w:t xml:space="preserve"> </w:t>
-      </w:r>
-      <w:r>
-        <w:t xml:space="preserve">(vigente desde el 14-oct tras el backtest de 71 casos,</w:t>
-      </w:r>
-      <w:r>
-        <w:t xml:space="preserve"> </w:t>
-      </w:r>
-      <w:r>
-        <w:rPr>
-          <w:rStyle w:val="VerbatimChar"/>
-        </w:rPr>
-        <w:t xml:space="preserve">verticales/growth/metodo.md</w:t>
-      </w:r>
-      <w:r>
-        <w:t xml:space="preserve"> </w:t>
-      </w:r>
-      <w:r>
-        <w:t xml:space="preserve">§6). Si la sección 9 enseña otras cifras de valoración, son del borrador con la proyección del analista; mandan las de arriba: ventas con la regla mecánica (8100 M en el base) y múltiplo de hoy con rebaja por desaceleración (23,1x / 38,5x / 50,1x).</w:t>
+        <w:t xml:space="preserve">Señal (método vigente v11): Mantener</w:t>
+      </w:r>
+      <w:r>
+        <w:t xml:space="preserve"> </w:t>
+      </w:r>
+      <w:r>
+        <w:t xml:space="preserve">· Puntuación 81,2/100 · Señales de cambio de tendencia 7/8 · EV/ventas NTM 40,3 veces</w:t>
+      </w:r>
+      <w:r>
+        <w:t xml:space="preserve"> </w:t>
+      </w:r>
+      <w:r>
+        <w:t xml:space="preserve">Precio 261,21 USD (fecha del informe) · Objetivo 12 m 288,9 USD · Ponderada +10,6 % · Base +13,6 % · Bajista −43,0 % · Alcista +58,1 % · Compra hasta 170,3 USD</w:t>
+      </w:r>
+      <w:r>
+        <w:t xml:space="preserve"> </w:t>
+      </w:r>
+      <w:r>
+        <w:t xml:space="preserve">Peso orientativo: 0 % de la cartera · Por qué: no compra: EV/beneficio bruto &gt; 35</w:t>
+      </w:r>
+      <w:r>
+        <w:t xml:space="preserve"> </w:t>
+      </w:r>
+      <w:r>
+        <w:t xml:space="preserve">Cabecera rehecha con la v11 el 15-oct (auditoría de homogeneidad). Antes decía (método v7): Mantener. El texto de abajo puede citar cifras de esa versión anterior; mandan las de esta cabecera.</w:t>
       </w:r>
     </w:p>
     <w:bookmarkStart w:id="20" w:name="la-tesis-en-cinco-líneas"/>
